--- a/docs/Handball_AI_Project_Requirements_v1.0.docx
+++ b/docs/Handball_AI_Project_Requirements_v1.0.docx
@@ -7179,6 +7179,38 @@
           <w:rFonts w:ascii="Hiragino Sans GB" w:hAnsi="Hiragino Sans GB" w:eastAsia="Hiragino Sans GB" w:cs="Hiragino Sans GB"/>
         </w:rPr>
         <w:t>Given 变更保存成功，When 用户刷新页面，Then 页面仍显示更新后的内容。</w:t>
+      </w:r>
+    </w:p>
+    <w:p>
+      <w:pPr>
+        <w:pStyle w:val="ListBullet"/>
+      </w:pPr>
+      <w:r>
+        <w:t>Given 赛事管理员已登录且目标记录没有关联依赖，When 用户在详情页确认删除赛事、比赛、球队、球员或场馆，Then 后端删除目标记录且列表和详情页不再显示该记录。</w:t>
+      </w:r>
+    </w:p>
+    <w:p>
+      <w:pPr>
+        <w:pStyle w:val="ListBullet"/>
+      </w:pPr>
+      <w:r>
+        <w:t>Given 赛事、球队或场馆仍被比赛或球员引用，When 用户请求删除，Then 系统拒绝删除、保留原数据并返回明确的关联冲突原因。</w:t>
+      </w:r>
+    </w:p>
+    <w:p>
+      <w:pPr>
+        <w:pStyle w:val="ListBullet"/>
+      </w:pPr>
+      <w:r>
+        <w:t>Given 比赛仍有关联视频或未完成的视频上传，When 用户请求删除比赛，Then 系统拒绝删除并提示用户先处理相关视频。</w:t>
+      </w:r>
+    </w:p>
+    <w:p>
+      <w:pPr>
+        <w:pStyle w:val="ListBullet"/>
+      </w:pPr>
+      <w:r>
+        <w:t>Given 用户没有赛事基础数据管理权限，When 用户绕过界面直接请求删除接口，Then 后端返回禁止访问状态且不修改数据。</w:t>
       </w:r>
     </w:p>
     <w:p>

--- a/docs/Handball_AI_Project_Requirements_v1.0.docx
+++ b/docs/Handball_AI_Project_Requirements_v1.0.docx
@@ -8120,6 +8120,85 @@
         </w:rPr>
         <w:br w:type="page"/>
       </w:r>
+    </w:p>
+    <w:p>
+      <w:pPr>
+        <w:pStyle w:val="Heading2"/>
+      </w:pPr>
+      <w:r>
+        <w:t>US3.5  上传并导入官方赛后统计表</w:t>
+      </w:r>
+    </w:p>
+    <w:p>
+      <w:pPr/>
+      <w:r>
+        <w:t>User Story  作为赛事管理员、教练或分析员，我希望为指定比赛上传官方赛后统计表，以便自动录入比赛结果、本场名单和报告中已提供的官方统计，减少重复手工输入。</w:t>
+      </w:r>
+    </w:p>
+    <w:p>
+      <w:pPr/>
+      <w:r>
+        <w:t>Acceptance Criteria</w:t>
+      </w:r>
+    </w:p>
+    <w:p>
+      <w:pPr>
+        <w:pStyle w:val="ListBullet"/>
+      </w:pPr>
+      <w:r>
+        <w:t>Given 用户在某场比赛详情页，When 上传受支持的官方文本型 PDF 赛后统计表，Then 系统解析并展示导入预览，至少包含参赛队伍、比赛基本信息、半场与最终比分、本场球员名单以及报告中存在的官方统计；用户确认前不写入业务数据。</w:t>
+      </w:r>
+    </w:p>
+    <w:p>
+      <w:pPr>
+        <w:pStyle w:val="ListBullet"/>
+      </w:pPr>
+      <w:r>
+        <w:t>Given 系统无法可靠匹配报告与当前比赛，或报告内容与已有数据存在冲突，When 生成导入预览，Then 系统标记冲突字段并要求用户明确选择保留原值或使用报告值，不得静默覆盖。</w:t>
+      </w:r>
+    </w:p>
+    <w:p>
+      <w:pPr>
+        <w:pStyle w:val="ListBullet"/>
+      </w:pPr>
+      <w:r>
+        <w:t>Given 用户已审核预览结果，When 确认导入，Then 系统更新比赛最终比分和状态，保存本场名单、球员进球数、处罚、7 米球及暂停等报告中实际提供的统计，并记录原始文件和导入批次。</w:t>
+      </w:r>
+    </w:p>
+    <w:p>
+      <w:pPr>
+        <w:pStyle w:val="ListBullet"/>
+      </w:pPr>
+      <w:r>
+        <w:t>Given 报告中的球员可通过队伍、姓名和号码与已有球员匹配，When 用户确认导入，Then 关联已有球员；无法匹配时创建待完善的临时球员或本场名单记录，统计表未提供的位置、出生日期等字段保持为空，不得臆造。</w:t>
+      </w:r>
+    </w:p>
+    <w:p>
+      <w:pPr>
+        <w:pStyle w:val="ListBullet"/>
+      </w:pPr>
+      <w:r>
+        <w:t>Given 赛后统计表未提供事件时间点或高级统计，When 执行导入，Then 系统不得生成虚假的进球事件、射门、扑救、失误、快攻或视频时间链接；官方汇总统计应与人工或 AI 确认的视频事件分开存储。</w:t>
+      </w:r>
+    </w:p>
+    <w:p>
+      <w:pPr>
+        <w:pStyle w:val="ListBullet"/>
+      </w:pPr>
+      <w:r>
+        <w:t>Given 用户重复上传相同报告，When 系统检测到文件或导入内容重复，Then 系统提示已有导入记录、展示变更差异并避免重复创建名单或统计数据。</w:t>
+      </w:r>
+    </w:p>
+    <w:p>
+      <w:pPr>
+        <w:pStyle w:val="ListBullet"/>
+      </w:pPr>
+      <w:r>
+        <w:t>Given 文件不是受支持的官方文本型 PDF，文件损坏，或缺少可识别的比赛与队伍字段，When 用户上传，Then 系统拒绝导入并返回可理解的错误信息；扫描件 OCR 不属于当前 MVP 范围。</w:t>
+      </w:r>
+    </w:p>
+    <w:p>
+      <w:pPr/>
     </w:p>
     <w:p>
       <w:pPr>
